--- a/Publisher_Ready_Curriculum/02_Chemistry_East_Meadow_Refactor/04_Gas_Laws/02_Kinetic_Molecular_Theory/Teacher_Guide.docx
+++ b/Publisher_Ready_Curriculum/02_Chemistry_East_Meadow_Refactor/04_Gas_Laws/02_Kinetic_Molecular_Theory/Teacher_Guide.docx
@@ -75,7 +75,7 @@
         <w:pStyle w:val="FirstParagraph"/>
       </w:pPr>
       <w:r>
-        <w:t xml:space="preserve">Foundational particle-model reasoning for the Gas Laws unit (HS-PS3 / HS-PS1 crosswalk). The Kinetic Molecular Theory (KMT) is the conceptual model that every quantitative gas law in this unit rests on: before students can use Boyle’s, Charles’s, Gay-Lussac’s, or the combined gas law, they need a mental picture of a gas as a swarm of tiny particles in constant, random motion. This lesson establishes that picture and connects it to the two macroscopic quantities students will measure all unit long —</w:t>
+        <w:t xml:space="preserve">Foundational particle-model reasoning for the Gas Laws unit (HS-PS3 / HS-PS1 crosswalk). The Kinetic Molecular Theory (KMT) is the conceptual model that every quantitative gas law in this unit rests on: before students can use the pressure–volume, temperature–volume, temperature–pressure, or combined gas law relationships, they need a mental picture of a gas as a swarm of tiny particles in constant, random motion. This lesson establishes that picture and connects it to the two macroscopic quantities students will measure all unit long —</w:t>
       </w:r>
       <w:r>
         <w:t xml:space="preserve"> </w:t>
@@ -3232,7 +3232,7 @@
         <w:t xml:space="preserve"> </w:t>
       </w:r>
       <w:r>
-        <w:t xml:space="preserve">Target the first group for a brief one-on-one before Lesson 03 (Boyle’s Law), which assumes the collision model.</w:t>
+        <w:t xml:space="preserve">Target the first group for a brief one-on-one before Lesson 03 (Pressure–Volume Relationship), which assumes the collision model.</w:t>
       </w:r>
     </w:p>
     <w:p>
